--- a/flow/20230914_vu_template/Стихири - Мінея/Мінея_03_Березень.docx
+++ b/flow/20230914_vu_template/Стихири - Мінея/Мінея_03_Березень.docx
@@ -6137,7 +6137,37 @@
           <w:sz w:val="24"/>
           <w:szCs w:val="24"/>
         </w:rPr>
-        <w:t>Слава, і нині:</w:t>
+        <w:t>Слава, і нині</w:t>
+      </w:r>
+      <w:r>
+        <w:rPr>
+          <w:rFonts w:ascii="Times New Roman" w:eastAsia="Times New Roman" w:hAnsi="Times New Roman" w:cs="Times New Roman"/>
+          <w:b/>
+          <w:sz w:val="24"/>
+          <w:szCs w:val="24"/>
+          <w:lang w:val="en-US"/>
+        </w:rPr>
+        <w:t xml:space="preserve"> </w:t>
+      </w:r>
+      <w:r>
+        <w:rPr>
+          <w:rFonts w:ascii="Times New Roman" w:eastAsia="Times New Roman" w:hAnsi="Times New Roman" w:cs="Times New Roman"/>
+          <w:i/>
+          <w:color w:val="FF0000"/>
+          <w:sz w:val="24"/>
+          <w:szCs w:val="24"/>
+        </w:rPr>
+        <w:t>(г. 6</w:t>
+      </w:r>
+      <w:r>
+        <w:rPr>
+          <w:rFonts w:ascii="Times New Roman" w:eastAsia="Times New Roman" w:hAnsi="Times New Roman" w:cs="Times New Roman"/>
+          <w:i/>
+          <w:color w:val="FF0000"/>
+          <w:sz w:val="24"/>
+          <w:szCs w:val="24"/>
+        </w:rPr>
+        <w:t>):</w:t>
       </w:r>
       <w:r>
         <w:rPr>
@@ -6513,15 +6543,53 @@
           <w:szCs w:val="24"/>
         </w:rPr>
         <w:lastRenderedPageBreak/>
-        <w:t>Слава, і нині:</w:t>
-      </w:r>
-      <w:r>
-        <w:rPr>
-          <w:rFonts w:ascii="Times New Roman" w:eastAsia="Times New Roman" w:hAnsi="Times New Roman" w:cs="Times New Roman"/>
-          <w:sz w:val="24"/>
-          <w:szCs w:val="24"/>
-        </w:rPr>
-        <w:t xml:space="preserve"> Днесь радости благовість,* дівства торжество,* долішнє з горішнім злучається.* Адам обновляється,* Єва від первісної печалі визволяється,* і скинія нашого єства* через обоження прийнятої сполуки* Храмом Божим учинилася.* О таїнство!* Спосіб умаління невідомий,* спосіб зачаття невидимий:* Ангел служить чудові,* дівича утроба Сина приймає,* Дух Святий низпосилається,* Отець з висот благоволить,* і спільною волею звершується примирення.* В ньому і ним спасенні,* разом із Гавриїлом до Діви воззовім:* «Радуйся, Благодатная, Господь з Тобою,* із Тебе спасіння – Христос Бог наш;* прийнявши нашу природу, Він до Себе її возвів.* Його благай про спасіння душам нашим!»</w:t>
+        <w:t>Слава</w:t>
+      </w:r>
+      <w:r>
+        <w:rPr>
+          <w:rFonts w:ascii="Times New Roman" w:eastAsia="Times New Roman" w:hAnsi="Times New Roman" w:cs="Times New Roman"/>
+          <w:b/>
+          <w:sz w:val="24"/>
+          <w:szCs w:val="24"/>
+          <w:lang w:val="en-US"/>
+        </w:rPr>
+        <w:t>,</w:t>
+      </w:r>
+      <w:r>
+        <w:rPr>
+          <w:rFonts w:ascii="Times New Roman" w:eastAsia="Times New Roman" w:hAnsi="Times New Roman" w:cs="Times New Roman"/>
+          <w:b/>
+          <w:sz w:val="24"/>
+          <w:szCs w:val="24"/>
+        </w:rPr>
+        <w:t xml:space="preserve"> і нині </w:t>
+      </w:r>
+      <w:r>
+        <w:rPr>
+          <w:rFonts w:ascii="Times New Roman" w:eastAsia="Times New Roman" w:hAnsi="Times New Roman" w:cs="Times New Roman"/>
+          <w:i/>
+          <w:color w:val="FF0000"/>
+          <w:sz w:val="24"/>
+          <w:szCs w:val="24"/>
+        </w:rPr>
+        <w:t>(г. 6):</w:t>
+      </w:r>
+      <w:r>
+        <w:rPr>
+          <w:rFonts w:ascii="Times New Roman" w:eastAsia="Times New Roman" w:hAnsi="Times New Roman" w:cs="Times New Roman"/>
+          <w:b/>
+          <w:sz w:val="24"/>
+          <w:szCs w:val="24"/>
+        </w:rPr>
+        <w:t xml:space="preserve"> </w:t>
+      </w:r>
+      <w:r>
+        <w:rPr>
+          <w:rFonts w:ascii="Times New Roman" w:eastAsia="Times New Roman" w:hAnsi="Times New Roman" w:cs="Times New Roman"/>
+          <w:sz w:val="24"/>
+          <w:szCs w:val="24"/>
+        </w:rPr>
+        <w:t>Днесь радости благовість,* дівства торжество,* долішнє з горішнім злучається.* Адам обновляється,* Єва від первісної печалі визволяється,* і скинія нашого єства* через обоження прийнятої сполуки* Храмом Божим учинилася.* О таїнство!* Спосіб умаління невідомий,* спосіб зачаття невидимий:* Ангел служить чудові,* дівича утроба Сина приймає,* Дух Святий низпосилається,* Отець з висот благоволить,* і спільною волею звершується примирення.* В ньому і ним спасенні,* разом із Гавриїлом до Діви воззовім:* «Радуйся, Благодатная, Господь з Тобою,* із Тебе спасіння – Христос Бог наш;* прийнявши нашу природу, Він до Себе її возвів.* Його благай про спасіння душам нашим!»</w:t>
       </w:r>
     </w:p>
     <w:p>
@@ -6680,17 +6748,83 @@
         <w:jc w:val="both"/>
         <w:rPr>
           <w:rFonts w:ascii="Times New Roman" w:eastAsia="Times New Roman" w:hAnsi="Times New Roman" w:cs="Times New Roman"/>
+          <w:sz w:val="24"/>
+          <w:szCs w:val="24"/>
+        </w:rPr>
+      </w:pPr>
+      <w:r>
+        <w:rPr>
+          <w:rFonts w:ascii="Times New Roman" w:eastAsia="Times New Roman" w:hAnsi="Times New Roman" w:cs="Times New Roman"/>
           <w:b/>
           <w:sz w:val="24"/>
           <w:szCs w:val="24"/>
         </w:rPr>
-      </w:pPr>
+        <w:t>Слава</w:t>
+      </w:r>
       <w:r>
         <w:rPr>
           <w:rFonts w:ascii="Times New Roman" w:eastAsia="Times New Roman" w:hAnsi="Times New Roman" w:cs="Times New Roman"/>
           <w:b/>
           <w:sz w:val="24"/>
           <w:szCs w:val="24"/>
+          <w:lang w:val="en-US"/>
+        </w:rPr>
+        <w:t>,</w:t>
+      </w:r>
+      <w:r>
+        <w:rPr>
+          <w:rFonts w:ascii="Times New Roman" w:eastAsia="Times New Roman" w:hAnsi="Times New Roman" w:cs="Times New Roman"/>
+          <w:b/>
+          <w:sz w:val="24"/>
+          <w:szCs w:val="24"/>
+        </w:rPr>
+        <w:t xml:space="preserve"> і нині </w:t>
+      </w:r>
+      <w:r>
+        <w:rPr>
+          <w:rFonts w:ascii="Times New Roman" w:eastAsia="Times New Roman" w:hAnsi="Times New Roman" w:cs="Times New Roman"/>
+          <w:i/>
+          <w:color w:val="FF0000"/>
+          <w:sz w:val="24"/>
+          <w:szCs w:val="24"/>
+        </w:rPr>
+        <w:t>(г. 6):</w:t>
+      </w:r>
+      <w:r>
+        <w:rPr>
+          <w:rFonts w:ascii="Times New Roman" w:eastAsia="Times New Roman" w:hAnsi="Times New Roman" w:cs="Times New Roman"/>
+          <w:b/>
+          <w:sz w:val="24"/>
+          <w:szCs w:val="24"/>
+        </w:rPr>
+        <w:t xml:space="preserve"> </w:t>
+      </w:r>
+      <w:r>
+        <w:rPr>
+          <w:rFonts w:ascii="Times New Roman" w:eastAsia="Times New Roman" w:hAnsi="Times New Roman" w:cs="Times New Roman"/>
+          <w:sz w:val="24"/>
+          <w:szCs w:val="24"/>
+        </w:rPr>
+        <w:t>Посланий був з Неба Гавриїл Архангел* благовістити Діві зачаття* і, прийшовши в Назарет,* роздумував у собі, чудові дивуючись:* О, як Неосяжний, що перебуває в Вишніх, – від Діви народжується?* Той, Хто має за престол Небо і за підніжжя землю* – в утробі вміщається дівичій?* Той, на Кого шестикрилі й многоокі дивитися не можуть* – по слову єдиному од Неї воплотитися благоволив;* Слово Боже – Той, Хто тут являється!* Чого ж я стою і не говорю Діві?* – «Радуйся, Благодатная, Господь з Тобою;* радуйся, Чистая Діво;* радуйся, Невісто Неневісная;* радуйся, Мати Життя,* благословен Плід лона Твого!»</w:t>
+      </w:r>
+    </w:p>
+    <w:p>
+      <w:pPr>
+        <w:spacing w:after="120" w:line="240" w:lineRule="auto"/>
+        <w:jc w:val="both"/>
+        <w:rPr>
+          <w:rFonts w:ascii="Times New Roman" w:eastAsia="Times New Roman" w:hAnsi="Times New Roman" w:cs="Times New Roman"/>
+          <w:b/>
+          <w:sz w:val="24"/>
+          <w:szCs w:val="24"/>
+        </w:rPr>
+      </w:pPr>
+      <w:r>
+        <w:rPr>
+          <w:rFonts w:ascii="Times New Roman" w:eastAsia="Times New Roman" w:hAnsi="Times New Roman" w:cs="Times New Roman"/>
+          <w:b/>
+          <w:sz w:val="24"/>
+          <w:szCs w:val="24"/>
         </w:rPr>
         <w:t>Наславник на Стиховні:</w:t>
       </w:r>
@@ -6730,7 +6864,16 @@
           <w:sz w:val="24"/>
           <w:szCs w:val="24"/>
         </w:rPr>
-        <w:t xml:space="preserve"> Днесь радости благовість,* дівства торжество,* долішнє з горішнім злучається.* Адам обновляється,* Єва від первісної печалі визволяється,* і скинія нашого єства* через обоження прийнятої сполуки* Храмом Божим учинилася.* О таїнство!* Спосіб умаління невідомий,* спосіб зачаття невидимий:* Ангел служить чудові,* дівича утроба Сина приймає,* Дух Святий низпосилається,* Отець з висот благоволить,* і спільною волею звершується примирення.* В ньому і ним спасенні,* разом із Гавриїлом до Діви закличмо:* «Радуйся, Благодатная, Господь з Тобою,* із Тебе спасіння – Христос Бог наш;* прийнявши нашу природу, Він до Себе її возвів.* Його благай про спасіння душам нашим!»</w:t>
+        <w:t xml:space="preserve"> Днесь радости благовість,* дівства торжество,* долішнє з горішнім злучається.* Адам обновляється,* Єва від первісної печалі визволяється,* і скинія нашого єства* через обоження прийнятої сполуки* Храмом Божим учинилася.* О таїнство!* Спосіб умаління невідомий,* спосіб зачаття невидимий:* Ангел служить чудові,* дівича утроба Сина приймає,* Дух Святий низпосилається,* Отець з висот благоволить,* і спільною волею звершується примирення.* В ньому і ним спасенні,* </w:t>
+      </w:r>
+      <w:r>
+        <w:rPr>
+          <w:rFonts w:ascii="Times New Roman" w:eastAsia="Times New Roman" w:hAnsi="Times New Roman" w:cs="Times New Roman"/>
+          <w:sz w:val="24"/>
+          <w:szCs w:val="24"/>
+        </w:rPr>
+        <w:lastRenderedPageBreak/>
+        <w:t>разом із Гавриїлом до Діви закличмо:* «Радуйся, Благодатная, Господь з Тобою,* із Тебе спасіння – Христос Бог наш;* прийнявши нашу природу, Він до Себе її возвів.* Його благай про спасіння душам нашим!»</w:t>
       </w:r>
     </w:p>
     <w:p>
@@ -6775,7 +6918,298 @@
           <w:sz w:val="24"/>
           <w:szCs w:val="24"/>
         </w:rPr>
-        <w:t xml:space="preserve">Рабовласниці презирству* і безжальному навіженству* ти спротив учинила мужнім і мудрим помислом,* передбачаючи, богомудра, майбутніх </w:t>
+        <w:t>Рабовласниці презирству* і безжальному навіженству* ти спротив учинила мужнім і мудрим помислом,* передбачаючи, богомудра, майбутніх благ насолоду,* яка завжди триває,* впродовж віків незмінна.* Її отримала ти, від землі переставившись* до чертогів небесних* і до лику, пісня якого не змовкає, славна.</w:t>
+      </w:r>
+    </w:p>
+    <w:p>
+      <w:pPr>
+        <w:spacing w:after="120" w:line="240" w:lineRule="auto"/>
+        <w:jc w:val="both"/>
+        <w:rPr>
+          <w:rFonts w:ascii="Times New Roman" w:eastAsia="Times New Roman" w:hAnsi="Times New Roman" w:cs="Times New Roman"/>
+          <w:sz w:val="24"/>
+          <w:szCs w:val="24"/>
+        </w:rPr>
+      </w:pPr>
+      <w:r>
+        <w:rPr>
+          <w:rFonts w:ascii="Times New Roman" w:eastAsia="Times New Roman" w:hAnsi="Times New Roman" w:cs="Times New Roman"/>
+          <w:sz w:val="24"/>
+          <w:szCs w:val="24"/>
+        </w:rPr>
+        <w:t>Царства Жениха твого* величність і красу квітучу* ти видіти удостоїлася,* прикрашена стигмами* витривалого твого страждання.* І до Джерела благ по праву ти наблизилася,* звідки плодом богонатхненної веселости* щедро збагатилася, блаженна,* і безсмертною доброю славою.</w:t>
+      </w:r>
+    </w:p>
+    <w:p>
+      <w:pPr>
+        <w:spacing w:after="120" w:line="240" w:lineRule="auto"/>
+        <w:jc w:val="both"/>
+        <w:rPr>
+          <w:rFonts w:ascii="Times New Roman" w:eastAsia="Times New Roman" w:hAnsi="Times New Roman" w:cs="Times New Roman"/>
+          <w:sz w:val="24"/>
+          <w:szCs w:val="24"/>
+        </w:rPr>
+      </w:pPr>
+      <w:r>
+        <w:rPr>
+          <w:rFonts w:ascii="Times New Roman" w:eastAsia="Times New Roman" w:hAnsi="Times New Roman" w:cs="Times New Roman"/>
+          <w:sz w:val="24"/>
+          <w:szCs w:val="24"/>
+        </w:rPr>
+        <w:t>Ні ярмо рабства,* ні слабкість жіноча,* ні голод, ні побої* не спинили тебе в наслідуванні мученицької витривалости, всеславная!* Бо з поривання душі* муки перетерпіла єси.* Тому небесний весільний покій ти отримала* і вінцем благодатей прикрасилася,* представши Творцеві твоєму.</w:t>
+      </w:r>
+    </w:p>
+    <w:p>
+      <w:pPr>
+        <w:spacing w:after="120" w:line="240" w:lineRule="auto"/>
+        <w:jc w:val="both"/>
+        <w:rPr>
+          <w:rFonts w:ascii="Times New Roman" w:eastAsia="Times New Roman" w:hAnsi="Times New Roman" w:cs="Times New Roman"/>
+          <w:sz w:val="24"/>
+          <w:szCs w:val="24"/>
+        </w:rPr>
+      </w:pPr>
+      <w:r>
+        <w:rPr>
+          <w:rFonts w:ascii="Times New Roman" w:eastAsia="Times New Roman" w:hAnsi="Times New Roman" w:cs="Times New Roman"/>
+          <w:b/>
+          <w:sz w:val="24"/>
+          <w:szCs w:val="24"/>
+        </w:rPr>
+        <w:t xml:space="preserve">Слава, і нині </w:t>
+      </w:r>
+      <w:r>
+        <w:rPr>
+          <w:rFonts w:ascii="Times New Roman" w:eastAsia="Times New Roman" w:hAnsi="Times New Roman" w:cs="Times New Roman"/>
+          <w:i/>
+          <w:color w:val="FF0000"/>
+          <w:sz w:val="24"/>
+          <w:szCs w:val="24"/>
+        </w:rPr>
+        <w:t>(богородичний):</w:t>
+      </w:r>
+      <w:r>
+        <w:rPr>
+          <w:rFonts w:ascii="Times New Roman" w:eastAsia="Times New Roman" w:hAnsi="Times New Roman" w:cs="Times New Roman"/>
+          <w:color w:val="FF0000"/>
+          <w:sz w:val="24"/>
+          <w:szCs w:val="24"/>
+        </w:rPr>
+        <w:t xml:space="preserve"> </w:t>
+      </w:r>
+      <w:r>
+        <w:rPr>
+          <w:rFonts w:ascii="Times New Roman" w:eastAsia="Times New Roman" w:hAnsi="Times New Roman" w:cs="Times New Roman"/>
+          <w:sz w:val="24"/>
+          <w:szCs w:val="24"/>
+        </w:rPr>
+        <w:t>Ізбав, Пресвятая Богоневісто,* від засуду і лютих провин* смиренную мою душу,* і від смерти відведи молитвами Твоїми;* і дай отримати оправдання* в день випробування,* яке отримали святих собори.* Перед кінцем яви мене очищеного покаянням* і слізьми пролитими.</w:t>
+      </w:r>
+    </w:p>
+    <w:p>
+      <w:pPr>
+        <w:spacing w:after="160" w:line="259" w:lineRule="auto"/>
+        <w:jc w:val="both"/>
+        <w:rPr>
+          <w:rFonts w:ascii="Times New Roman" w:eastAsia="Times New Roman" w:hAnsi="Times New Roman" w:cs="Times New Roman"/>
+          <w:sz w:val="24"/>
+          <w:szCs w:val="24"/>
+        </w:rPr>
+      </w:pPr>
+      <w:r>
+        <w:rPr>
+          <w:rFonts w:ascii="Times New Roman" w:eastAsia="Times New Roman" w:hAnsi="Times New Roman" w:cs="Times New Roman"/>
+          <w:b/>
+          <w:sz w:val="24"/>
+          <w:szCs w:val="24"/>
+        </w:rPr>
+        <w:t xml:space="preserve">Слава, і нині </w:t>
+      </w:r>
+      <w:r>
+        <w:rPr>
+          <w:rFonts w:ascii="Times New Roman" w:eastAsia="Times New Roman" w:hAnsi="Times New Roman" w:cs="Times New Roman"/>
+          <w:i/>
+          <w:color w:val="FF0000"/>
+          <w:sz w:val="24"/>
+          <w:szCs w:val="24"/>
+        </w:rPr>
+        <w:t>(хрестобогородичний):</w:t>
+      </w:r>
+      <w:r>
+        <w:rPr>
+          <w:rFonts w:ascii="Times New Roman" w:eastAsia="Times New Roman" w:hAnsi="Times New Roman" w:cs="Times New Roman"/>
+          <w:sz w:val="24"/>
+          <w:szCs w:val="24"/>
+        </w:rPr>
+        <w:t xml:space="preserve"> Сонце і місяць побачили тебе, Чоловіколюбче,* повішене на дереві сонце правди, Христе мій,* та й скрили проміння;* основи землі сколихнулися зо страху перед твоєю силою,* а твоя мати, боліючи серцем, закликала до тебе:* Ісусе предобрий, слава твоєму добросердю!</w:t>
+      </w:r>
+    </w:p>
+    <w:p>
+      <w:pPr>
+        <w:pStyle w:val="Heading2"/>
+        <w:spacing w:after="120" w:line="240" w:lineRule="auto"/>
+        <w:jc w:val="both"/>
+      </w:pPr>
+      <w:r>
+        <w:t>28</w:t>
+      </w:r>
+      <w:r>
+        <w:t xml:space="preserve"> </w:t>
+      </w:r>
+      <w:r>
+        <w:t>Прп. Іларіона Нового. Св. Стефана, чудотворця.</w:t>
+      </w:r>
+    </w:p>
+    <w:p>
+      <w:pPr>
+        <w:spacing w:after="120" w:line="240" w:lineRule="auto"/>
+        <w:jc w:val="both"/>
+        <w:rPr>
+          <w:rFonts w:ascii="Times New Roman" w:eastAsia="Times New Roman" w:hAnsi="Times New Roman" w:cs="Times New Roman"/>
+          <w:sz w:val="24"/>
+          <w:szCs w:val="24"/>
+        </w:rPr>
+      </w:pPr>
+      <w:r>
+        <w:rPr>
+          <w:rFonts w:ascii="Times New Roman" w:eastAsia="Times New Roman" w:hAnsi="Times New Roman" w:cs="Times New Roman"/>
+          <w:i/>
+          <w:color w:val="FF0000"/>
+          <w:sz w:val="24"/>
+          <w:szCs w:val="24"/>
+        </w:rPr>
+        <w:t>(г. 4, подібний: Дав ти як знамено):</w:t>
+      </w:r>
+      <w:r>
+        <w:rPr>
+          <w:rFonts w:ascii="Times New Roman" w:eastAsia="Times New Roman" w:hAnsi="Times New Roman" w:cs="Times New Roman"/>
+          <w:sz w:val="24"/>
+          <w:szCs w:val="24"/>
+        </w:rPr>
+        <w:t xml:space="preserve"> Життя неосквернене,* терпіння і смиренність,* і любов нелицемірну,* воздержність безмірну,* всенічне стояння, розкаяння божественне,* віру, надію непохитну в співчутті, отче, придбавши,* наче ангел прожив єси на землі в тілі,* Іларіоне блаженний,* молільнику за душі наші.</w:t>
+      </w:r>
+    </w:p>
+    <w:p>
+      <w:pPr>
+        <w:spacing w:after="120" w:line="240" w:lineRule="auto"/>
+        <w:jc w:val="both"/>
+        <w:rPr>
+          <w:rFonts w:ascii="Times New Roman" w:eastAsia="Times New Roman" w:hAnsi="Times New Roman" w:cs="Times New Roman"/>
+          <w:sz w:val="24"/>
+          <w:szCs w:val="24"/>
+        </w:rPr>
+      </w:pPr>
+      <w:r>
+        <w:rPr>
+          <w:rFonts w:ascii="Times New Roman" w:eastAsia="Times New Roman" w:hAnsi="Times New Roman" w:cs="Times New Roman"/>
+          <w:sz w:val="24"/>
+          <w:szCs w:val="24"/>
+        </w:rPr>
+        <w:t>Земним ангелом і небесним чоловіком* був ти, преподобний,* криницею розкаяння,* потоком співчуття, безоднею чудес,* поручником грішників,* справжньою плодовитою Божою оливкою,* яка оливою трудів своїх змащує лиця* тих, що вірно восхваляють тебе,* Іларіоне блаженний.</w:t>
+      </w:r>
+    </w:p>
+    <w:p>
+      <w:pPr>
+        <w:spacing w:after="120" w:line="240" w:lineRule="auto"/>
+        <w:jc w:val="both"/>
+        <w:rPr>
+          <w:rFonts w:ascii="Times New Roman" w:eastAsia="Times New Roman" w:hAnsi="Times New Roman" w:cs="Times New Roman"/>
+          <w:sz w:val="24"/>
+          <w:szCs w:val="24"/>
+        </w:rPr>
+      </w:pPr>
+      <w:r>
+        <w:rPr>
+          <w:rFonts w:ascii="Times New Roman" w:eastAsia="Times New Roman" w:hAnsi="Times New Roman" w:cs="Times New Roman"/>
+          <w:sz w:val="24"/>
+          <w:szCs w:val="24"/>
+        </w:rPr>
+        <w:t>Ум твій, просвічуваний* божественними пізнаннями,* вивищився над тілесними пристрастями,* незмішаний з долішнім,* носячи печать божественної краси і відображаючи її в собі;* і весь ти пізнався як боговидний* співдіянням Духа,* Іларіоне, отче наш,* монашества окрасо.</w:t>
+      </w:r>
+    </w:p>
+    <w:p>
+      <w:pPr>
+        <w:spacing w:after="120" w:line="240" w:lineRule="auto"/>
+        <w:jc w:val="both"/>
+        <w:rPr>
+          <w:rFonts w:ascii="Times New Roman" w:eastAsia="Times New Roman" w:hAnsi="Times New Roman" w:cs="Times New Roman"/>
+          <w:sz w:val="24"/>
+          <w:szCs w:val="24"/>
+        </w:rPr>
+      </w:pPr>
+      <w:r>
+        <w:rPr>
+          <w:rFonts w:ascii="Times New Roman" w:eastAsia="Times New Roman" w:hAnsi="Times New Roman" w:cs="Times New Roman"/>
+          <w:b/>
+          <w:sz w:val="24"/>
+          <w:szCs w:val="24"/>
+        </w:rPr>
+        <w:t xml:space="preserve">Слава, і нині </w:t>
+      </w:r>
+      <w:r>
+        <w:rPr>
+          <w:rFonts w:ascii="Times New Roman" w:eastAsia="Times New Roman" w:hAnsi="Times New Roman" w:cs="Times New Roman"/>
+          <w:i/>
+          <w:color w:val="FF0000"/>
+          <w:sz w:val="24"/>
+          <w:szCs w:val="24"/>
+        </w:rPr>
+        <w:t>(богородичний):</w:t>
+      </w:r>
+      <w:r>
+        <w:rPr>
+          <w:rFonts w:ascii="Times New Roman" w:eastAsia="Times New Roman" w:hAnsi="Times New Roman" w:cs="Times New Roman"/>
+          <w:color w:val="FF0000"/>
+          <w:sz w:val="24"/>
+          <w:szCs w:val="24"/>
+        </w:rPr>
+        <w:t xml:space="preserve"> </w:t>
+      </w:r>
+      <w:r>
+        <w:rPr>
+          <w:rFonts w:ascii="Times New Roman" w:eastAsia="Times New Roman" w:hAnsi="Times New Roman" w:cs="Times New Roman"/>
+          <w:sz w:val="24"/>
+          <w:szCs w:val="24"/>
+        </w:rPr>
+        <w:t>Неміч і розслаблення* душі моєї, Діво Мати Всенепорочная,* переміни в твердість і силу,* дай страхом і любов’ю* творити і виконувати устави Христові,* щоб уникнув я вогню нестерпного* і прийняв через Тебе спадкоємство небесне* і життя вічносуще,* завжди сповнений радости.</w:t>
+      </w:r>
+    </w:p>
+    <w:p>
+      <w:pPr>
+        <w:spacing w:after="160" w:line="259" w:lineRule="auto"/>
+        <w:jc w:val="both"/>
+        <w:rPr>
+          <w:rFonts w:ascii="Times New Roman" w:eastAsia="Times New Roman" w:hAnsi="Times New Roman" w:cs="Times New Roman"/>
+          <w:sz w:val="24"/>
+          <w:szCs w:val="24"/>
+        </w:rPr>
+      </w:pPr>
+      <w:r>
+        <w:rPr>
+          <w:rFonts w:ascii="Times New Roman" w:eastAsia="Times New Roman" w:hAnsi="Times New Roman" w:cs="Times New Roman"/>
+          <w:b/>
+          <w:sz w:val="24"/>
+          <w:szCs w:val="24"/>
+        </w:rPr>
+        <w:t xml:space="preserve">Слава, і нині </w:t>
+      </w:r>
+      <w:r>
+        <w:rPr>
+          <w:rFonts w:ascii="Times New Roman" w:eastAsia="Times New Roman" w:hAnsi="Times New Roman" w:cs="Times New Roman"/>
+          <w:i/>
+          <w:color w:val="FF0000"/>
+          <w:sz w:val="24"/>
+          <w:szCs w:val="24"/>
+        </w:rPr>
+        <w:t>(хрестобогородичний):</w:t>
+      </w:r>
+      <w:r>
+        <w:rPr>
+          <w:rFonts w:ascii="Times New Roman" w:eastAsia="Times New Roman" w:hAnsi="Times New Roman" w:cs="Times New Roman"/>
+          <w:sz w:val="24"/>
+          <w:szCs w:val="24"/>
+        </w:rPr>
+        <w:t xml:space="preserve"> Сонце і місяць побачили тебе, Чоловіколюбче,* повішене на дереві сонце правди, Христе мій,* та й скрили проміння;* основи землі </w:t>
       </w:r>
       <w:r>
         <w:rPr>
@@ -6784,130 +7218,7 @@
           <w:szCs w:val="24"/>
         </w:rPr>
         <w:lastRenderedPageBreak/>
-        <w:t>благ насолоду,* яка завжди триває,* впродовж віків незмінна.* Її отримала ти, від землі переставившись* до чертогів небесних* і до лику, пісня якого не змовкає, славна.</w:t>
-      </w:r>
-    </w:p>
-    <w:p>
-      <w:pPr>
-        <w:spacing w:after="120" w:line="240" w:lineRule="auto"/>
-        <w:jc w:val="both"/>
-        <w:rPr>
-          <w:rFonts w:ascii="Times New Roman" w:eastAsia="Times New Roman" w:hAnsi="Times New Roman" w:cs="Times New Roman"/>
-          <w:sz w:val="24"/>
-          <w:szCs w:val="24"/>
-        </w:rPr>
-      </w:pPr>
-      <w:r>
-        <w:rPr>
-          <w:rFonts w:ascii="Times New Roman" w:eastAsia="Times New Roman" w:hAnsi="Times New Roman" w:cs="Times New Roman"/>
-          <w:sz w:val="24"/>
-          <w:szCs w:val="24"/>
-        </w:rPr>
-        <w:t>Царства Жениха твого* величність і красу квітучу* ти видіти удостоїлася,* прикрашена стигмами* витривалого твого страждання.* І до Джерела благ по праву ти наблизилася,* звідки плодом богонатхненної веселости* щедро збагатилася, блаженна,* і безсмертною доброю славою.</w:t>
-      </w:r>
-    </w:p>
-    <w:p>
-      <w:pPr>
-        <w:spacing w:after="120" w:line="240" w:lineRule="auto"/>
-        <w:jc w:val="both"/>
-        <w:rPr>
-          <w:rFonts w:ascii="Times New Roman" w:eastAsia="Times New Roman" w:hAnsi="Times New Roman" w:cs="Times New Roman"/>
-          <w:sz w:val="24"/>
-          <w:szCs w:val="24"/>
-        </w:rPr>
-      </w:pPr>
-      <w:r>
-        <w:rPr>
-          <w:rFonts w:ascii="Times New Roman" w:eastAsia="Times New Roman" w:hAnsi="Times New Roman" w:cs="Times New Roman"/>
-          <w:sz w:val="24"/>
-          <w:szCs w:val="24"/>
-        </w:rPr>
-        <w:t>Ні ярмо рабства,* ні слабкість жіноча,* ні голод, ні побої* не спинили тебе в наслідуванні мученицької витривалости, всеславная!* Бо з поривання душі* муки перетерпіла єси.* Тому небесний весільний покій ти отримала* і вінцем благодатей прикрасилася,* представши Творцеві твоєму.</w:t>
-      </w:r>
-    </w:p>
-    <w:p>
-      <w:pPr>
-        <w:spacing w:after="120" w:line="240" w:lineRule="auto"/>
-        <w:jc w:val="both"/>
-        <w:rPr>
-          <w:rFonts w:ascii="Times New Roman" w:eastAsia="Times New Roman" w:hAnsi="Times New Roman" w:cs="Times New Roman"/>
-          <w:sz w:val="24"/>
-          <w:szCs w:val="24"/>
-        </w:rPr>
-      </w:pPr>
-      <w:r>
-        <w:rPr>
-          <w:rFonts w:ascii="Times New Roman" w:eastAsia="Times New Roman" w:hAnsi="Times New Roman" w:cs="Times New Roman"/>
-          <w:b/>
-          <w:sz w:val="24"/>
-          <w:szCs w:val="24"/>
-        </w:rPr>
-        <w:t xml:space="preserve">Слава, і нині </w:t>
-      </w:r>
-      <w:r>
-        <w:rPr>
-          <w:rFonts w:ascii="Times New Roman" w:eastAsia="Times New Roman" w:hAnsi="Times New Roman" w:cs="Times New Roman"/>
-          <w:i/>
-          <w:color w:val="FF0000"/>
-          <w:sz w:val="24"/>
-          <w:szCs w:val="24"/>
-        </w:rPr>
-        <w:t>(богородичний):</w:t>
-      </w:r>
-      <w:r>
-        <w:rPr>
-          <w:rFonts w:ascii="Times New Roman" w:eastAsia="Times New Roman" w:hAnsi="Times New Roman" w:cs="Times New Roman"/>
-          <w:color w:val="FF0000"/>
-          <w:sz w:val="24"/>
-          <w:szCs w:val="24"/>
-        </w:rPr>
-        <w:t xml:space="preserve"> </w:t>
-      </w:r>
-      <w:r>
-        <w:rPr>
-          <w:rFonts w:ascii="Times New Roman" w:eastAsia="Times New Roman" w:hAnsi="Times New Roman" w:cs="Times New Roman"/>
-          <w:sz w:val="24"/>
-          <w:szCs w:val="24"/>
-        </w:rPr>
-        <w:t>Ізбав, Пресвятая Богоневісто,* від засуду і лютих провин* смиренную мою душу,* і від смерти відведи молитвами Твоїми;* і дай отримати оправдання* в день випробування,* яке отримали святих собори.* Перед кінцем яви мене очищеного покаянням* і слізьми пролитими.</w:t>
-      </w:r>
-    </w:p>
-    <w:p>
-      <w:pPr>
-        <w:spacing w:after="160" w:line="259" w:lineRule="auto"/>
-        <w:jc w:val="both"/>
-        <w:rPr>
-          <w:rFonts w:ascii="Times New Roman" w:eastAsia="Times New Roman" w:hAnsi="Times New Roman" w:cs="Times New Roman"/>
-          <w:sz w:val="24"/>
-          <w:szCs w:val="24"/>
-        </w:rPr>
-      </w:pPr>
-      <w:r>
-        <w:rPr>
-          <w:rFonts w:ascii="Times New Roman" w:eastAsia="Times New Roman" w:hAnsi="Times New Roman" w:cs="Times New Roman"/>
-          <w:b/>
-          <w:sz w:val="24"/>
-          <w:szCs w:val="24"/>
-        </w:rPr>
-        <w:t xml:space="preserve">Слава, і нині </w:t>
-      </w:r>
-      <w:r>
-        <w:rPr>
-          <w:rFonts w:ascii="Times New Roman" w:eastAsia="Times New Roman" w:hAnsi="Times New Roman" w:cs="Times New Roman"/>
-          <w:i/>
-          <w:color w:val="FF0000"/>
-          <w:sz w:val="24"/>
-          <w:szCs w:val="24"/>
-        </w:rPr>
-        <w:t>(хрестобогородичний):</w:t>
-      </w:r>
-      <w:r>
-        <w:rPr>
-          <w:rFonts w:ascii="Times New Roman" w:eastAsia="Times New Roman" w:hAnsi="Times New Roman" w:cs="Times New Roman"/>
-          <w:sz w:val="24"/>
-          <w:szCs w:val="24"/>
-        </w:rPr>
-        <w:t xml:space="preserve"> Сонце і місяць побачили тебе, Чоловіколюбче,* повішене на дереві сонце правди, Христе мій,* та й скрили проміння;* основи землі сколихнулися зо страху перед твоєю силою,* а твоя мати, боліючи серцем, закликала до тебе:* Ісусе предобрий, слава твоєму добросердю!</w:t>
+        <w:t>сколихнулися зо страху перед твоєю силою,* а твоя мати, боліючи серцем, закликала до тебе:* Ісусе предобрий, слава твоєму добросердю!</w:t>
       </w:r>
     </w:p>
     <w:p>
@@ -6917,175 +7228,6 @@
         <w:jc w:val="both"/>
       </w:pPr>
       <w:r>
-        <w:t>28</w:t>
-      </w:r>
-      <w:r>
-        <w:t xml:space="preserve"> </w:t>
-      </w:r>
-      <w:r>
-        <w:t>Прп. Іларіона Нового. Св. Стефана, чудотворця.</w:t>
-      </w:r>
-    </w:p>
-    <w:p>
-      <w:pPr>
-        <w:spacing w:after="120" w:line="240" w:lineRule="auto"/>
-        <w:jc w:val="both"/>
-        <w:rPr>
-          <w:rFonts w:ascii="Times New Roman" w:eastAsia="Times New Roman" w:hAnsi="Times New Roman" w:cs="Times New Roman"/>
-          <w:sz w:val="24"/>
-          <w:szCs w:val="24"/>
-        </w:rPr>
-      </w:pPr>
-      <w:r>
-        <w:rPr>
-          <w:rFonts w:ascii="Times New Roman" w:eastAsia="Times New Roman" w:hAnsi="Times New Roman" w:cs="Times New Roman"/>
-          <w:i/>
-          <w:color w:val="FF0000"/>
-          <w:sz w:val="24"/>
-          <w:szCs w:val="24"/>
-        </w:rPr>
-        <w:t>(г. 4, подібний: Дав ти як знамено):</w:t>
-      </w:r>
-      <w:r>
-        <w:rPr>
-          <w:rFonts w:ascii="Times New Roman" w:eastAsia="Times New Roman" w:hAnsi="Times New Roman" w:cs="Times New Roman"/>
-          <w:sz w:val="24"/>
-          <w:szCs w:val="24"/>
-        </w:rPr>
-        <w:t xml:space="preserve"> Життя неосквернене,* терпіння і смиренність,* і любов нелицемірну,* воздержність безмірну,* всенічне стояння, розкаяння божественне,* віру, надію непохитну в співчутті, отче, придбавши,* наче ангел прожив єси на землі в тілі,* Іларіоне блаженний,* молільнику за душі наші.</w:t>
-      </w:r>
-    </w:p>
-    <w:p>
-      <w:pPr>
-        <w:spacing w:after="120" w:line="240" w:lineRule="auto"/>
-        <w:jc w:val="both"/>
-        <w:rPr>
-          <w:rFonts w:ascii="Times New Roman" w:eastAsia="Times New Roman" w:hAnsi="Times New Roman" w:cs="Times New Roman"/>
-          <w:sz w:val="24"/>
-          <w:szCs w:val="24"/>
-        </w:rPr>
-      </w:pPr>
-      <w:r>
-        <w:rPr>
-          <w:rFonts w:ascii="Times New Roman" w:eastAsia="Times New Roman" w:hAnsi="Times New Roman" w:cs="Times New Roman"/>
-          <w:sz w:val="24"/>
-          <w:szCs w:val="24"/>
-        </w:rPr>
-        <w:t>Земним ангелом і небесним чоловіком* був ти, преподобний,* криницею розкаяння,* потоком співчуття, безоднею чудес,* поручником грішників,* справжньою плодовитою Божою оливкою,* яка оливою трудів своїх змащує лиця* тих, що вірно восхваляють тебе,* Іларіоне блаженний.</w:t>
-      </w:r>
-    </w:p>
-    <w:p>
-      <w:pPr>
-        <w:spacing w:after="120" w:line="240" w:lineRule="auto"/>
-        <w:jc w:val="both"/>
-        <w:rPr>
-          <w:rFonts w:ascii="Times New Roman" w:eastAsia="Times New Roman" w:hAnsi="Times New Roman" w:cs="Times New Roman"/>
-          <w:sz w:val="24"/>
-          <w:szCs w:val="24"/>
-        </w:rPr>
-      </w:pPr>
-      <w:r>
-        <w:rPr>
-          <w:rFonts w:ascii="Times New Roman" w:eastAsia="Times New Roman" w:hAnsi="Times New Roman" w:cs="Times New Roman"/>
-          <w:sz w:val="24"/>
-          <w:szCs w:val="24"/>
-        </w:rPr>
-        <w:t>Ум твій, просвічуваний* божественними пізнаннями,* вивищився над тілесними пристрастями,* незмішаний з долішнім,* носячи печать божественної краси і відображаючи її в собі;* і весь ти пізнався як боговидний* співдіянням Духа,* Іларіоне, отче наш,* монашества окрасо.</w:t>
-      </w:r>
-    </w:p>
-    <w:p>
-      <w:pPr>
-        <w:spacing w:after="120" w:line="240" w:lineRule="auto"/>
-        <w:jc w:val="both"/>
-        <w:rPr>
-          <w:rFonts w:ascii="Times New Roman" w:eastAsia="Times New Roman" w:hAnsi="Times New Roman" w:cs="Times New Roman"/>
-          <w:sz w:val="24"/>
-          <w:szCs w:val="24"/>
-        </w:rPr>
-      </w:pPr>
-      <w:r>
-        <w:rPr>
-          <w:rFonts w:ascii="Times New Roman" w:eastAsia="Times New Roman" w:hAnsi="Times New Roman" w:cs="Times New Roman"/>
-          <w:b/>
-          <w:sz w:val="24"/>
-          <w:szCs w:val="24"/>
-        </w:rPr>
-        <w:t xml:space="preserve">Слава, і нині </w:t>
-      </w:r>
-      <w:r>
-        <w:rPr>
-          <w:rFonts w:ascii="Times New Roman" w:eastAsia="Times New Roman" w:hAnsi="Times New Roman" w:cs="Times New Roman"/>
-          <w:i/>
-          <w:color w:val="FF0000"/>
-          <w:sz w:val="24"/>
-          <w:szCs w:val="24"/>
-        </w:rPr>
-        <w:t>(богородичний):</w:t>
-      </w:r>
-      <w:r>
-        <w:rPr>
-          <w:rFonts w:ascii="Times New Roman" w:eastAsia="Times New Roman" w:hAnsi="Times New Roman" w:cs="Times New Roman"/>
-          <w:color w:val="FF0000"/>
-          <w:sz w:val="24"/>
-          <w:szCs w:val="24"/>
-        </w:rPr>
-        <w:t xml:space="preserve"> </w:t>
-      </w:r>
-      <w:r>
-        <w:rPr>
-          <w:rFonts w:ascii="Times New Roman" w:eastAsia="Times New Roman" w:hAnsi="Times New Roman" w:cs="Times New Roman"/>
-          <w:sz w:val="24"/>
-          <w:szCs w:val="24"/>
-        </w:rPr>
-        <w:t>Неміч і розслаблення* душі моєї, Діво Мати Всенепорочная,* переміни в твердість і силу,* дай страхом і любов’ю* творити і виконувати устави Христові,* щоб уникнув я вогню нестерпного* і прийняв через Тебе спадкоємство небесне* і життя вічносуще,* завжди сповнений радости.</w:t>
-      </w:r>
-    </w:p>
-    <w:p>
-      <w:pPr>
-        <w:spacing w:after="160" w:line="259" w:lineRule="auto"/>
-        <w:jc w:val="both"/>
-        <w:rPr>
-          <w:rFonts w:ascii="Times New Roman" w:eastAsia="Times New Roman" w:hAnsi="Times New Roman" w:cs="Times New Roman"/>
-          <w:sz w:val="24"/>
-          <w:szCs w:val="24"/>
-        </w:rPr>
-      </w:pPr>
-      <w:r>
-        <w:rPr>
-          <w:rFonts w:ascii="Times New Roman" w:eastAsia="Times New Roman" w:hAnsi="Times New Roman" w:cs="Times New Roman"/>
-          <w:b/>
-          <w:sz w:val="24"/>
-          <w:szCs w:val="24"/>
-        </w:rPr>
-        <w:t xml:space="preserve">Слава, і нині </w:t>
-      </w:r>
-      <w:r>
-        <w:rPr>
-          <w:rFonts w:ascii="Times New Roman" w:eastAsia="Times New Roman" w:hAnsi="Times New Roman" w:cs="Times New Roman"/>
-          <w:i/>
-          <w:color w:val="FF0000"/>
-          <w:sz w:val="24"/>
-          <w:szCs w:val="24"/>
-        </w:rPr>
-        <w:t>(хрестобогородичний):</w:t>
-      </w:r>
-      <w:r>
-        <w:rPr>
-          <w:rFonts w:ascii="Times New Roman" w:eastAsia="Times New Roman" w:hAnsi="Times New Roman" w:cs="Times New Roman"/>
-          <w:sz w:val="24"/>
-          <w:szCs w:val="24"/>
-        </w:rPr>
-        <w:t xml:space="preserve"> Сонце і місяць побачили тебе, Чоловіколюбче,* повішене на дереві сонце правди, Христе мій,* та й скрили проміння;* основи землі сколихнулися зо страху перед твоєю силою,* а твоя мати, боліючи серцем, закликала до тебе:* Ісусе предобрий, слава твоєму добросердю!</w:t>
-      </w:r>
-    </w:p>
-    <w:p>
-      <w:pPr>
-        <w:pStyle w:val="Heading2"/>
-        <w:spacing w:after="120" w:line="240" w:lineRule="auto"/>
-        <w:jc w:val="both"/>
-      </w:pPr>
-      <w:r>
-        <w:lastRenderedPageBreak/>
         <w:t>29</w:t>
       </w:r>
       <w:r>
